--- a/Plantilla.docx
+++ b/Plantilla.docx
@@ -1056,6 +1056,7 @@
       <w:pgMar w:top="1417" w:right="1701" w:bottom="1417" w:left="1701" w:header="708" w:footer="708" w:gutter="0"/>
       <w:pgNumType w:start="0"/>
       <w:cols w:space="708"/>
+      <w:titlePg/>
       <w:docGrid w:linePitch="360"/>
     </w:sectPr>
   </w:body>
@@ -1117,7 +1118,7 @@
           <w:rPr>
             <w:noProof/>
           </w:rPr>
-          <w:t>0</w:t>
+          <w:t>3</w:t>
         </w:r>
         <w:r>
           <w:fldChar w:fldCharType="end"/>
@@ -1177,9 +1178,10 @@
   <w:p>
     <w:pPr>
       <w:pStyle w:val="Encabezado"/>
+      <w:jc w:val="center"/>
     </w:pPr>
     <w:r>
-      <w:t>Desarrollo de Aplicaciones Web</w:t>
+      <w:t>DAW2</w:t>
     </w:r>
   </w:p>
 </w:hdr>
@@ -2084,7 +2086,7 @@
 </file>
 
 <file path=customXml/itemProps2.xml><?xml version="1.0" encoding="utf-8"?>
-<ds:datastoreItem xmlns:ds="http://schemas.openxmlformats.org/officeDocument/2006/customXml" ds:itemID="{DA7203D3-CA8B-47A2-9D7D-ED826FC72F99}">
+<ds:datastoreItem xmlns:ds="http://schemas.openxmlformats.org/officeDocument/2006/customXml" ds:itemID="{9F606DFD-F62A-4479-B5AB-C4C358AE04FD}">
   <ds:schemaRefs>
     <ds:schemaRef ds:uri="http://schemas.openxmlformats.org/officeDocument/2006/bibliography"/>
   </ds:schemaRefs>
